--- a/Report/Questions.docx
+++ b/Report/Questions.docx
@@ -22,19 +22,7 @@
         <w:rPr>
           <w:highlight w:val="yellow"/>
         </w:rPr>
-        <w:t>justify design</w:t>
-      </w:r>
-      <w:r>
-        <w:rPr>
-          <w:highlight w:val="yellow"/>
-        </w:rPr>
-        <w:t xml:space="preserve"> </w:t>
-      </w:r>
-      <w:r>
-        <w:rPr>
-          <w:highlight w:val="yellow"/>
-        </w:rPr>
-        <w:t>decisions, with data exploration and experimental analysis to provide support</w:t>
+        <w:t>justify design decisions, with data exploration and experimental analysis to provide support</w:t>
       </w:r>
       <w:r>
         <w:t>.</w:t>
@@ -43,13 +31,18 @@
         <w:t>”</w:t>
       </w:r>
     </w:p>
-    <w:p>
-      <w:pPr>
-        <w:rPr>
-          <w:lang w:val="en-DE"/>
-        </w:rPr>
-      </w:pPr>
-    </w:p>
+    <w:p/>
+    <w:p>
+      <w:r>
+        <w:t xml:space="preserve">YOUR NAME: </w:t>
+      </w:r>
+    </w:p>
+    <w:p>
+      <w:r>
+        <w:t>YOUR METHOD:</w:t>
+      </w:r>
+    </w:p>
+    <w:p/>
     <w:p>
       <w:r>
         <w:t>METHODS SECTION</w:t>
@@ -154,34 +147,13 @@
         </w:numPr>
       </w:pPr>
       <w:r>
-        <w:t xml:space="preserve">Example: </w:t>
-      </w:r>
-      <w:r>
-        <w:t>Jin et al., 2019</w:t>
-      </w:r>
-      <w:r>
-        <w:t xml:space="preserve"> shows m</w:t>
-      </w:r>
-      <w:r>
-        <w:t xml:space="preserve">ulti-phase fine-tuning of BioBERT with long-answer bag-of-word statistics as additional supervision </w:t>
-      </w:r>
-      <w:r>
-        <w:t>which</w:t>
+        <w:t>Example: Jin et al., 2019 shows multi-phase fine-tuning of BioBERT with long-answer bag-of-word statistics as additional supervision which</w:t>
       </w:r>
       <w:r>
         <w:t xml:space="preserve"> gives</w:t>
       </w:r>
       <w:r>
-        <w:t xml:space="preserve"> 68.1%</w:t>
-      </w:r>
-      <w:r>
-        <w:t xml:space="preserve"> </w:t>
-      </w:r>
-      <w:r>
-        <w:t>accuracy</w:t>
-      </w:r>
-      <w:r>
-        <w:t>.</w:t>
+        <w:t xml:space="preserve"> 68.1% accuracy.</w:t>
       </w:r>
     </w:p>
     <w:p>
@@ -305,6 +277,7 @@
         </w:numPr>
       </w:pPr>
       <w:r>
+        <w:lastRenderedPageBreak/>
         <w:t xml:space="preserve">What are your current results? (if still working on it please provide preliminary results) </w:t>
       </w:r>
     </w:p>
@@ -349,7 +322,6 @@
         </w:numPr>
       </w:pPr>
       <w:r>
-        <w:lastRenderedPageBreak/>
         <w:t>What is your interpretation of the results?</w:t>
       </w:r>
     </w:p>

--- a/Report/Questions.docx
+++ b/Report/Questions.docx
@@ -365,6 +365,18 @@
       </w:r>
       <w:r>
         <w:t xml:space="preserve"> instances where your model failed</w:t>
+      </w:r>
+    </w:p>
+    <w:p>
+      <w:pPr>
+        <w:pStyle w:val="ListParagraph"/>
+        <w:numPr>
+          <w:ilvl w:val="1"/>
+          <w:numId w:val="2"/>
+        </w:numPr>
+      </w:pPr>
+      <w:r>
+        <w:t>Did you do any fine-tuning to account for errors?</w:t>
       </w:r>
     </w:p>
     <w:p>

--- a/Report/Questions.docx
+++ b/Report/Questions.docx
@@ -81,6 +81,18 @@
         </w:numPr>
       </w:pPr>
       <w:r>
+        <w:t>Please describe the text representation and model you tested. (as much as detail as possible)</w:t>
+      </w:r>
+    </w:p>
+    <w:p>
+      <w:pPr>
+        <w:pStyle w:val="ListParagraph"/>
+        <w:numPr>
+          <w:ilvl w:val="0"/>
+          <w:numId w:val="1"/>
+        </w:numPr>
+      </w:pPr>
+      <w:r>
         <w:t xml:space="preserve">Reference Papers </w:t>
       </w:r>
     </w:p>
@@ -250,6 +262,7 @@
         </w:numPr>
       </w:pPr>
       <w:r>
+        <w:lastRenderedPageBreak/>
         <w:t>If you used any references to fine-tune hyperparameters please include and describe</w:t>
       </w:r>
       <w:r>
@@ -277,7 +290,6 @@
         </w:numPr>
       </w:pPr>
       <w:r>
-        <w:lastRenderedPageBreak/>
         <w:t xml:space="preserve">What are your current results? (if still working on it please provide preliminary results) </w:t>
       </w:r>
     </w:p>
